--- a/docs/project-management/BRD-Template-Redstone-Consulting.docx
+++ b/docs/project-management/BRD-Template-Redstone-Consulting.docx
@@ -310,7 +310,7 @@
                 <w:bCs/>
                 <w:lang w:val="en-US"/>
               </w:rPr>
-              <w:t>Jordan Hutchison</w:t>
+              <w:t>JH</w:t>
             </w:r>
           </w:p>
         </w:tc>
@@ -538,6 +538,14 @@
     </w:p>
     <w:sdt>
       <w:sdtPr>
+        <w:rPr>
+          <w:rFonts w:asciiTheme="minorHAnsi" w:eastAsiaTheme="minorHAnsi" w:hAnsiTheme="minorHAnsi" w:cstheme="minorBidi"/>
+          <w:color w:val="auto"/>
+          <w:sz w:val="22"/>
+          <w:szCs w:val="22"/>
+          <w:lang w:val="en-GB"/>
+          <w14:ligatures w14:val="standardContextual"/>
+        </w:rPr>
         <w:id w:val="911822799"/>
         <w:docPartObj>
           <w:docPartGallery w:val="Table of Contents"/>
@@ -546,15 +554,9 @@
       </w:sdtPr>
       <w:sdtEndPr>
         <w:rPr>
-          <w:rFonts w:asciiTheme="minorHAnsi" w:eastAsiaTheme="minorHAnsi" w:hAnsiTheme="minorHAnsi" w:cstheme="minorBidi"/>
           <w:b/>
           <w:bCs/>
           <w:noProof/>
-          <w:color w:val="auto"/>
-          <w:sz w:val="22"/>
-          <w:szCs w:val="22"/>
-          <w:lang w:val="en-GB"/>
-          <w14:ligatures w14:val="standardContextual"/>
         </w:rPr>
       </w:sdtEndPr>
       <w:sdtContent>
@@ -2386,7 +2388,13 @@
               <w:rPr>
                 <w:lang w:val="en-US"/>
               </w:rPr>
-              <w:t>Jordan Hutchison</w:t>
+              <w:t>J</w:t>
+            </w:r>
+            <w:r>
+              <w:rPr>
+                <w:lang w:val="en-US"/>
+              </w:rPr>
+              <w:t>H</w:t>
             </w:r>
           </w:p>
         </w:tc>
@@ -2654,6 +2662,7 @@
     <w:p/>
     <w:p/>
     <w:p/>
+    <w:p/>
     <w:p>
       <w:pPr>
         <w:pStyle w:val="Heading2"/>
@@ -3717,10 +3726,7 @@
           </w:tcPr>
           <w:p>
             <w:r>
-              <w:t>T</w:t>
-            </w:r>
-            <w:r>
-              <w:t xml:space="preserve">he requirement is critical to the project’s success. Without fulfilling this requirement, the project is not possible.  </w:t>
+              <w:t xml:space="preserve">The requirement is critical to the project’s success. Without fulfilling this requirement, the project is not possible.  </w:t>
             </w:r>
           </w:p>
         </w:tc>
@@ -3752,13 +3758,7 @@
           </w:tcPr>
           <w:p>
             <w:r>
-              <w:t>The requirement is high priority re the project’s</w:t>
-            </w:r>
-            <w:r>
-              <w:t xml:space="preserve"> </w:t>
-            </w:r>
-            <w:r>
-              <w:t xml:space="preserve">success, but the project could still be implemented in a minimum viable product (MVP) scenario.  </w:t>
+              <w:t xml:space="preserve">The requirement is high priority re the project’s success, but the project could still be implemented in a minimum viable product (MVP) scenario.  </w:t>
             </w:r>
           </w:p>
         </w:tc>
@@ -3822,13 +3822,7 @@
           </w:tcPr>
           <w:p>
             <w:r>
-              <w:t>The requirement is low priority (i.e., it would be nice to have), but the project’s success is not dependent</w:t>
-            </w:r>
-            <w:r>
-              <w:t xml:space="preserve"> </w:t>
-            </w:r>
-            <w:r>
-              <w:t>upon it.</w:t>
+              <w:t>The requirement is low priority (i.e., it would be nice to have), but the project’s success is not dependent upon it.</w:t>
             </w:r>
           </w:p>
         </w:tc>
@@ -4478,15 +4472,6 @@
   </w:abstractNum>
   <w:num w:numId="1" w16cid:durableId="248541676">
     <w:abstractNumId w:val="0"/>
-    <w:lvlOverride w:ilvl="0"/>
-    <w:lvlOverride w:ilvl="1"/>
-    <w:lvlOverride w:ilvl="2"/>
-    <w:lvlOverride w:ilvl="3"/>
-    <w:lvlOverride w:ilvl="4"/>
-    <w:lvlOverride w:ilvl="5"/>
-    <w:lvlOverride w:ilvl="6"/>
-    <w:lvlOverride w:ilvl="7"/>
-    <w:lvlOverride w:ilvl="8"/>
   </w:num>
   <w:num w:numId="2" w16cid:durableId="2059939091">
     <w:abstractNumId w:val="2"/>
@@ -5150,6 +5135,7 @@
   <w:style w:type="character" w:default="1" w:styleId="DefaultParagraphFont">
     <w:name w:val="Default Paragraph Font"/>
     <w:uiPriority w:val="1"/>
+    <w:semiHidden/>
     <w:unhideWhenUsed/>
   </w:style>
   <w:style w:type="table" w:default="1" w:styleId="TableNormal">
